--- a/Tailored_CVs/Shinoy_Spektrum_Senior_Assurance_Engineer.docx
+++ b/Tailored_CVs/Shinoy_Spektrum_Senior_Assurance_Engineer.docx
@@ -70,7 +70,7 @@
           <w:b w:val="0"/>
           <w:sz w:val="19"/>
         </w:rPr>
-        <w:t>I am an experienced QA automation engineer with over eight years of background in software testing, verification, and validation within regulated environments. My work includes designing test automation frameworks, managing external stakeholder relationships, and tracking requirements through complex software lifecycles. I am currently based in the Netherlands and hold a valid EU residence permit, allowing me to start immediately.</w:t>
+        <w:t>I am a QA engineer with over eight years of experience planning and executing test strategies for complex financial and software systems. I have built scalable automation frameworks and managed verification processes across distributed environments. I bring a practical approach to independent testing, stakeholder coordination, and quality assurance.</w:t>
       </w:r>
     </w:p>
     <w:p>
@@ -288,7 +288,7 @@
           <w:b w:val="0"/>
           <w:sz w:val="18"/>
         </w:rPr>
-        <w:t>▸ Planned and executed formal test plans, verification activities, and validation events for financial systems and applications across crossfunctional teams.</w:t>
+        <w:t>▸ Planned and executed formal test reviews, verification activities, and requirement traceability across largescale enterprise projects.</w:t>
       </w:r>
     </w:p>
     <w:p>
@@ -301,7 +301,7 @@
           <w:b w:val="0"/>
           <w:sz w:val="18"/>
         </w:rPr>
-        <w:t>▸ Managed external stakeholder coordination and developer alignment during the execution of large release projects to reduce defect leakage.</w:t>
+        <w:t>▸ Managed external stakeholder coordination and led crossfunctional testing efforts to ensure compliance with quality standards.</w:t>
       </w:r>
     </w:p>
     <w:p>
@@ -314,7 +314,7 @@
           <w:b w:val="0"/>
           <w:sz w:val="18"/>
         </w:rPr>
-        <w:t>▸ Maintained requirements traceability matrices and produced detailed test reports to ensure compliance with quality standards.</w:t>
+        <w:t>▸ Produced comprehensive test documentation including test plans, execution reports, and traceability matrices for complex workflows.</w:t>
       </w:r>
     </w:p>
     <w:p>
@@ -327,7 +327,7 @@
           <w:b w:val="0"/>
           <w:sz w:val="18"/>
         </w:rPr>
-        <w:t>▸ Performed backend database validation using complex SQL queries and supported deployment processes in cloud environments.</w:t>
+        <w:t>▸ Streamlined test script generation and deployment processes utilizing AI tooling like Gemini Code Assist.</w:t>
       </w:r>
     </w:p>
     <w:p>
